--- a/docs/Speaker_Script.docx
+++ b/docs/Speaker_Script.docx
@@ -17,7 +17,7 @@
     </w:p>
     <w:p>
       <w:r>
-        <w:t>Slides: 15  |  Spoken time: about 15 min 45 s, plus about 1 minute of recap playback on slide 11 (total about 17 minutes, inside the required 8-20 minutes). The same text is in the speaker notes of each slide.</w:t>
+        <w:t>Slides: 15  |  Spoken time about 15 min 45 s, plus the 42 s recap excerpt embedded in slide 11 (total about 16 min 27 s, inside the required 8-20 minutes). The same text is in each slide's speaker notes.</w:t>
       </w:r>
     </w:p>
     <w:p>
@@ -25,7 +25,7 @@
         <w:pStyle w:val="Heading2"/>
       </w:pPr>
       <w:r>
-        <w:t>Recording tips</w:t>
+        <w:t>Recording steps</w:t>
       </w:r>
     </w:p>
     <w:p>
@@ -33,7 +33,7 @@
         <w:pStyle w:val="ListBullet"/>
       </w:pPr>
       <w:r>
-        <w:t>Record with PowerPoint (Slide Show &gt; Record) or OBS; speak at a relaxed pace (about 130 words per minute).</w:t>
+        <w:t>Open docs/Movie_Recap_Presentation.pptx in PowerPoint and choose Slide Show &gt; Record &gt; From Beginning.</w:t>
       </w:r>
     </w:p>
     <w:p>
@@ -41,7 +41,7 @@
         <w:pStyle w:val="ListBullet"/>
       </w:pPr>
       <w:r>
-        <w:t>On slide 11, switch to outputs/detour_1945/movie_recap.mp4 and play about one minute: a chapter card followed by its clip.</w:t>
+        <w:t>Turn the camera on if you want your face in the corner; the microphone records your narration.</w:t>
       </w:r>
     </w:p>
     <w:p>
@@ -49,7 +49,31 @@
         <w:pStyle w:val="ListBullet"/>
       </w:pPr>
       <w:r>
-        <w:t>Optionally show a 30-second terminal demo: python run_pipeline.py (cached stages finish in a few minutes).</w:t>
+        <w:t>On slide 11, click the video and let the 42 s excerpt play: PowerPoint records it with its sound.</w:t>
+      </w:r>
+    </w:p>
+    <w:p>
+      <w:pPr>
+        <w:pStyle w:val="ListBullet"/>
+      </w:pPr>
+      <w:r>
+        <w:t>Speak at a relaxed pace (about 130 words per minute); pause briefly when moving to the next slide.</w:t>
+      </w:r>
+    </w:p>
+    <w:p>
+      <w:pPr>
+        <w:pStyle w:val="ListBullet"/>
+      </w:pPr>
+      <w:r>
+        <w:t>When finished: File &gt; Export &gt; Create a Video (Full HD, use recorded timings and narrations) to get an MP4.</w:t>
+      </w:r>
+    </w:p>
+    <w:p>
+      <w:pPr>
+        <w:pStyle w:val="ListBullet"/>
+      </w:pPr>
+      <w:r>
+        <w:t>Check the exported MP4 is between 8 and 20 minutes before uploading.</w:t>
       </w:r>
     </w:p>
     <w:p>
@@ -286,12 +310,12 @@
           <w:i/>
           <w:color w:val="8A8984"/>
         </w:rPr>
-        <w:t>10:10 - 11:10  (~60 s, 128 words)</w:t>
+        <w:t>10:10 - 11:10  (~60 s, 153 words)</w:t>
       </w:r>
     </w:p>
     <w:p>
       <w:r>
-        <w:t>And this is the output. The recap is eight minutes fifty-one seconds long, so it is under the ten-minute limit, and it compresses the film by a factor of about seven and a half. About six and a half minutes are original footage. Before each clip, a chapter card reads out the story sentence, using offline text-to-speech that is loudness-matched to the old soundtrack. During each clip you can see the original timecode, the peak number, a bar along the bottom showing where in the film the clip comes from, and a white flash at the exact peak moment. So the link between the summary, the peak point, the time index and the segment is visible on screen. I will now play a short part of the recap.</w:t>
+        <w:t>And this is the output. The recap is eight minutes fifty-one seconds long, so it is under the ten-minute limit, and it compresses the film by a factor of about seven and a half. About six and a half minutes are original footage. Before each clip, a chapter card reads out the story sentence, using offline text-to-speech that is loudness-matched to the old soundtrack. During each clip you can see the original timecode, the peak number, a bar along the bottom showing where in the film the clip comes from, and a white flash at the exact peak moment. So the link between the summary, the peak point, the time index and the segment is visible on screen. Let me play the excerpt on this slide: it is chapter five, the card about Haskell's body, followed by its clip from minute twenty-four. [Click the video and let it play for about forty seconds.]</w:t>
       </w:r>
     </w:p>
     <w:p>
@@ -308,7 +332,7 @@
           <w:i/>
           <w:color w:val="8A8984"/>
         </w:rPr>
-        <w:t>12:10 - 13:25  (~75 s, 122 words)</w:t>
+        <w:t>11:52 - 13:07  (~75 s, 122 words)</w:t>
       </w:r>
     </w:p>
     <w:p>
@@ -330,7 +354,7 @@
           <w:i/>
           <w:color w:val="8A8984"/>
         </w:rPr>
-        <w:t>13:25 - 14:35  (~70 s, 132 words)</w:t>
+        <w:t>13:07 - 14:17  (~70 s, 132 words)</w:t>
       </w:r>
     </w:p>
     <w:p>
@@ -352,7 +376,7 @@
           <w:i/>
           <w:color w:val="8A8984"/>
         </w:rPr>
-        <w:t>14:35 - 15:35  (~60 s, 112 words)</w:t>
+        <w:t>14:17 - 15:17  (~60 s, 112 words)</w:t>
       </w:r>
     </w:p>
     <w:p>
@@ -374,7 +398,7 @@
           <w:i/>
           <w:color w:val="8A8984"/>
         </w:rPr>
-        <w:t>15:35 - 16:45  (~70 s, 135 words)</w:t>
+        <w:t>15:17 - 16:27  (~70 s, 135 words)</w:t>
       </w:r>
     </w:p>
     <w:p>

--- a/docs/Speaker_Script.docx
+++ b/docs/Speaker_Script.docx
@@ -17,7 +17,7 @@
     </w:p>
     <w:p>
       <w:r>
-        <w:t>Slides: 15  |  Spoken time about 15 min 45 s, plus the 42 s recap excerpt embedded in slide 11 (total about 16 min 27 s, inside the required 8-20 minutes). The same text is in each slide's speaker notes.</w:t>
+        <w:t>Slides: 15  |  Spoken time about 15 min 20 s, plus the 21 s recap excerpt embedded in slide 11 (total about 15 min 41 s, inside the required 8-20 minutes). The same text is in each slide's speaker notes.</w:t>
       </w:r>
     </w:p>
     <w:p>
@@ -49,7 +49,7 @@
         <w:pStyle w:val="ListBullet"/>
       </w:pPr>
       <w:r>
-        <w:t>On slide 11, click the video and let the 42 s excerpt play: PowerPoint records it with its sound.</w:t>
+        <w:t>On slide 11, click the video and let the 21 s excerpt play: PowerPoint records it with its sound.</w:t>
       </w:r>
     </w:p>
     <w:p>
@@ -134,12 +134,12 @@
           <w:i/>
           <w:color w:val="8A8984"/>
         </w:rPr>
-        <w:t>1:40 - 2:35  (~55 s, 133 words)</w:t>
+        <w:t>1:40 - 2:40  (~60 s, 133 words)</w:t>
       </w:r>
     </w:p>
     <w:p>
       <w:r>
-        <w:t>For the input I chose Detour, a 1945 film noir by Edgar Ulmer. I chose it for three reasons. It is in the public domain, so I can share the recap clips without any copyright problem, which matters because the class discussed that recap videos can be claimed as derivative work. It has a strong plot and a lot of first-person voice-over narration, which is ideal for speech-to-text. And there is a human-written plot summary on Wikipedia, which I use as the reference for BLEU. One practical lesson came up straight away: this YouTube upload carries auto-dubbed audio tracks in several languages, so the downloader explicitly selects the original English track. The numbers on this slide are the final result: a 67-minute film, 946 transcript lines, 13 peak points, and an 8-minute-51-second recap.</w:t>
+        <w:t>For the input I chose Detour, a 1945 film noir by Edgar Ulmer. I chose it for three reasons. It is in the public domain, so I can share the recap clips without any copyright problem, which matters because the class discussed that recap videos can be claimed as derivative work. It has a strong plot and a lot of first-person voice-over narration, which is ideal for speech-to-text. And there is a human-written plot summary on Wikipedia, which I use as the reference for BLEU. One practical lesson came up straight away: this YouTube upload carries auto-dubbed audio tracks in several languages, so the downloader explicitly selects the original English track. The numbers on this slide are the final result: a 67-minute film, 946 transcript lines, 24 peak points, and an 8-minute-44-second recap.</w:t>
       </w:r>
     </w:p>
     <w:p>
@@ -156,7 +156,7 @@
           <w:i/>
           <w:color w:val="8A8984"/>
         </w:rPr>
-        <w:t>2:35 - 3:45  (~70 s, 147 words)</w:t>
+        <w:t>2:40 - 3:50  (~70 s, 147 words)</w:t>
       </w:r>
     </w:p>
     <w:p>
@@ -178,7 +178,7 @@
           <w:i/>
           <w:color w:val="8A8984"/>
         </w:rPr>
-        <w:t>3:45 - 4:45  (~60 s, 105 words)</w:t>
+        <w:t>3:50 - 4:50  (~60 s, 105 words)</w:t>
       </w:r>
     </w:p>
     <w:p>
@@ -200,12 +200,12 @@
           <w:i/>
           <w:color w:val="8A8984"/>
         </w:rPr>
-        <w:t>4:45 - 5:40  (~55 s, 114 words)</w:t>
+        <w:t>4:50 - 5:45  (~55 s, 119 words)</w:t>
       </w:r>
     </w:p>
     <w:p>
       <w:r>
-        <w:t>On implementation, I followed the instruction to test each component before integrating. There are twenty-three automated tests. Many of them use a synthetic eight-second movie that I generate with a known hard cut at four seconds and a known loud burst at five seconds, so I can check that shot detection and audio arousal find exactly those moments. Second, the slow stages cache their results as JSON. As the chart shows, transcription takes about 22 minutes and the seven-billion-parameter summary about 31 minutes on my CPU, so caching lets me tune the later stages in seconds. Third, every parameter lives in one config file, so the same pipeline can run on any other film.</w:t>
+        <w:t>On implementation, I followed the instruction to test each component before integrating. There are twenty-seven automated tests. Many of them use a synthetic eight-second movie that I generate with a known hard cut at four seconds and a known loud burst at five seconds, so I can check that shot detection and audio arousal find exactly those moments. Others check the two story checks with hand-made transcripts. Second, the slow stages cache their results as JSON. Transcription takes about 22 minutes and the seven-billion-parameter summary about 33 minutes on my CPU, so caching lets me tune the later stages in minutes. Third, every parameter lives in one config file, so the same pipeline can run on any other film.</w:t>
       </w:r>
     </w:p>
     <w:p>
@@ -222,7 +222,7 @@
           <w:i/>
           <w:color w:val="8A8984"/>
         </w:rPr>
-        <w:t>5:40 - 6:40  (~60 s, 113 words)</w:t>
+        <w:t>5:45 - 6:45  (~60 s, 113 words)</w:t>
       </w:r>
     </w:p>
     <w:p>
@@ -244,12 +244,12 @@
           <w:i/>
           <w:color w:val="8A8984"/>
         </w:rPr>
-        <w:t>6:40 - 7:50  (~70 s, 142 words)</w:t>
+        <w:t>6:45 - 7:55  (~70 s, 155 words)</w:t>
       </w:r>
     </w:p>
     <w:p>
       <w:r>
-        <w:t>Now the summary. The transcript has about nine thousand words, which is too long for a small model in one go, so it is cut into thirteen chunks of about five minutes. The model writes one or two sentences per chunk, and it receives the story written so far as context, which I call rolling context. This matters because the transcript has no speaker labels, so the model needs continuity to keep track of who is who. I also give it the cast list from the opening credits, tell it to name a character only when the name is actually spoken, and filter out sentences that repeat earlier ones. Each sentence remembers which chunk it came from, which gives a first, coarse time index. I tried four weaker versions first, including a three-billion-parameter model, and I will come back to that comparison.</w:t>
+        <w:t>Now the summary. The transcript has about nine thousand words, so it is cut into thirteen chunks of about five minutes, and the model always sees the story written so far. For each chunk it first writes short event notes in the form who does what to whom, with a quote from the transcript as evidence, and only then writes two sentences from those notes. An editor pass then reads the whole draft against all the notes and fixes wrong roles and repeated events. After that come two checks that are plain rules, not model guesses. The key-event check looks for lines about a death or a murder; if the story says nothing about them, one short call adds the missing sentence. The character-entry check makes sure no character is named before their name is first spoken. My first version named Vera fourteen minutes too early and left out the climax; these checks fixed both.</w:t>
       </w:r>
     </w:p>
     <w:p>
@@ -266,7 +266,7 @@
           <w:i/>
           <w:color w:val="8A8984"/>
         </w:rPr>
-        <w:t>7:50 - 9:00  (~70 s, 140 words)</w:t>
+        <w:t>7:55 - 9:00  (~65 s, 140 words)</w:t>
       </w:r>
     </w:p>
     <w:p>
@@ -288,12 +288,12 @@
           <w:i/>
           <w:color w:val="8A8984"/>
         </w:rPr>
-        <w:t>9:00 - 10:10  (~70 s, 124 words)</w:t>
+        <w:t>9:00 - 10:05  (~65 s, 138 words)</w:t>
       </w:r>
     </w:p>
     <w:p>
       <w:r>
-        <w:t>This slide shows how one sentence travels through the system. Take story sentence five: Al realises he must hide Haskell's body. It came from the chunk between 22 and 27 minutes. The alignment places it in a thirty-second window, and the fusion picks the line where Al explains that Haskell fell out of the car, at 24 minutes 13 seconds. That Whisper timestamp is the time index. The clip is then grown with the surrounding dialogue that best matches the sentence, snapped to the nearest shot cuts, and becomes 23:55 to 24:28 in the film. OpenCV seeks to that exact frame, reads the clip, and writes it into the recap. The keyframes at the bottom are the frames at the first eight peak points.</w:t>
+        <w:t>This slide shows how one sentence travels through the system. Take story sentence twenty-three: Al kills Vera accidentally, and now the police suspect him of her murder. It came from the last chunk, from one hour one minute to the end. The alignment places it in a thirty-second window, and the fusion picks the narration line, after killing Vera without really meaning to do it, at one hour three minutes nineteen seconds. That Whisper timestamp is the time index. The clip is grown with the surrounding dialogue, snapped to the nearest shot cuts, and becomes one hour three minutes fifteen to one hour three minutes thirty in the film. OpenCV seeks to that exact frame, reads the clip, and writes it into the recap. The keyframes at the bottom are the frames at the first eight peak points.</w:t>
       </w:r>
     </w:p>
     <w:p>
@@ -310,12 +310,12 @@
           <w:i/>
           <w:color w:val="8A8984"/>
         </w:rPr>
-        <w:t>10:10 - 11:10  (~60 s, 153 words)</w:t>
+        <w:t>10:05 - 11:15  (~70 s, 146 words)</w:t>
       </w:r>
     </w:p>
     <w:p>
       <w:r>
-        <w:t>And this is the output. The recap is eight minutes fifty-one seconds long, so it is under the ten-minute limit, and it compresses the film by a factor of about seven and a half. About six and a half minutes are original footage. Before each clip, a chapter card reads out the story sentence, using offline text-to-speech that is loudness-matched to the old soundtrack. During each clip you can see the original timecode, the peak number, a bar along the bottom showing where in the film the clip comes from, and a white flash at the exact peak moment. So the link between the summary, the peak point, the time index and the segment is visible on screen. Let me play the excerpt on this slide: it is chapter five, the card about Haskell's body, followed by its clip from minute twenty-four. [Click the video and let it play for about forty seconds.]</w:t>
+        <w:t>And this is the output. The recap is eight minutes forty-four seconds long, so it is under the ten-minute limit, and it compresses the film by a factor of about seven point seven. About five and a half minutes are original footage. Before each clip, a chapter card reads out the story sentence, using offline text-to-speech that is loudness-matched to the old soundtrack. During each clip you can see the original timecode, the peak number, a bar along the bottom showing where in the film the clip comes from, and a white flash at the exact peak moment. So the link between the summary, the peak point, the time index and the segment is visible on screen. Let me play the excerpt on this slide: it is chapter twenty-three, the climax, followed by its clip. [Click the video and let it play for about twenty seconds.]</w:t>
       </w:r>
     </w:p>
     <w:p>
@@ -332,12 +332,12 @@
           <w:i/>
           <w:color w:val="8A8984"/>
         </w:rPr>
-        <w:t>11:52 - 13:07  (~75 s, 122 words)</w:t>
+        <w:t>11:36 - 12:36  (~60 s, 134 words)</w:t>
       </w:r>
     </w:p>
     <w:p>
       <w:r>
-        <w:t>For evaluation, the summary story is compared with the Wikipedia plot using BLEU, plus ROUGE and embedding similarity, and against four baselines of the same length: an extractive TextRank summary, the first words of the transcript, evenly spaced lines and random lines. The story wins on every metric. BLEU-4 is 0.030 against at most 0.015 for the baselines, and semantic similarity is 0.86 against at most 0.46. The absolute BLEU is low for every system, and that is expected. BLEU counts exact four-word sequences, and two people summarising the same film rarely use the same phrases. Our story is also shorter than the reference, which adds a brevity penalty. So the ranking against baselines and the semantic similarity are the meaningful signals.</w:t>
+        <w:t>For evaluation, the summary story is compared with the Wikipedia plot using BLEU, plus ROUGE and embedding similarity, and against four baselines of the same length: an extractive TextRank summary, the first words of the transcript, evenly spaced lines and random lines. The story wins on every metric. BLEU-4 is 0.040 against at most 0.021 for the baselines, BLEU-1 is 0.41, and semantic similarity is 0.81 against at most 0.47. The absolute BLEU is low for every system, and that is expected. BLEU counts exact four-word sequences, and two people summarising the same film rarely use the same phrases. Writing two sentences per chunk brought the story close to the reference length, which raised the brevity penalty from 0.50 to 0.76. So the ranking against baselines and the semantic similarity are the meaningful signals.</w:t>
       </w:r>
     </w:p>
     <w:p>
@@ -354,12 +354,12 @@
           <w:i/>
           <w:color w:val="8A8984"/>
         </w:rPr>
-        <w:t>13:07 - 14:17  (~70 s, 132 words)</w:t>
+        <w:t>12:36 - 13:36  (~60 s, 129 words)</w:t>
       </w:r>
     </w:p>
     <w:p>
       <w:r>
-        <w:t>BLEU on the summary does not tell us whether the recap actually contains the right scenes. So I added a fidelity check: every clip is cut out of the finished recap and transcribed again, and compared with the original transcript at the mapped timestamps. The mean clip BLEU is 0.80, above the 0.7 threshold discussed in class, and every single peak line is heard in its clip. The narration is recognised almost perfectly. That confirms the timestamp mapping and the audio-video sync end to end. The ablation on the right compares text-only peak selection with the multimodal fusion. Fusion moves five of the thirteen peaks by a few seconds, toward the more dramatic line in the same scene. Emotion intensity rises from 0.56 to 0.78 for a small drop in semantic similarity.</w:t>
+        <w:t>BLEU on the summary does not tell us whether the recap actually contains the right scenes. So I added a fidelity check: every clip is cut out of the finished recap and transcribed again, and compared with the original transcript at the mapped timestamps. The mean clip BLEU is 0.73, above the 0.7 threshold discussed in class, and 92 percent of the peak lines are heard in their clips. The narration is recognised almost perfectly. That confirms the timestamp mapping and the audio-video sync end to end. The ablation on the right compares text-only peak selection with the multimodal fusion. Fusion moves thirteen of the twenty-four peaks toward the more dramatic line in the same scene. Emotion intensity rises from 0.50 to 0.77, at some cost in semantic similarity.</w:t>
       </w:r>
     </w:p>
     <w:p>
@@ -376,12 +376,12 @@
           <w:i/>
           <w:color w:val="8A8984"/>
         </w:rPr>
-        <w:t>14:17 - 15:17  (~60 s, 112 words)</w:t>
+        <w:t>13:36 - 14:36  (~60 s, 125 words)</w:t>
       </w:r>
     </w:p>
     <w:p>
       <w:r>
-        <w:t>This table summarises my experiments on the summary stage, because it has the biggest effect on quality. With the three-billion-parameter model, a single rewrite step produced 46 sentences and invented events. Rolling context and the cast list helped, but the model still copied its own sentences and confused characters. The seven-billion-parameter model is about twice as slow, but it is the only version whose story follows the film from start to end, and it has the best semantic similarity and fidelity. Its BLEU is a little lower simply because it writes fewer words. So I chose the seven-billion-parameter model, and kept TextRank as an automatic fallback when no language model is available.</w:t>
+        <w:t>This table summarises my experiments on the summary stage, because it has the biggest effect on quality. With the three-billion-parameter model, the story repeated itself and invented events. The seven-billion-parameter model with rolling context, run E, gave a coherent story but named Vera too early and missed the climax. The final version adds grounded notes, the editor and the two checks. It has the best BLEU-4 and ROUGE-L, and it is the only one with a correct climax. One intermediate version reached a higher plot coverage, but only with invented details, so I rejected it after checking the story against the film. Three role errors remain, because the transcript has no speaker labels. TextRank stays as the automatic fallback when no language model is available.</w:t>
       </w:r>
     </w:p>
     <w:p>
@@ -398,12 +398,12 @@
           <w:i/>
           <w:color w:val="8A8984"/>
         </w:rPr>
-        <w:t>15:17 - 16:27  (~70 s, 135 words)</w:t>
+        <w:t>14:36 - 15:41  (~65 s, 139 words)</w:t>
       </w:r>
     </w:p>
     <w:p>
       <w:r>
-        <w:t>To conclude. The system turns a 67-minute YouTube film into an eight-minute-fifty-one recap on a CPU, with open models only. The summary beats all baselines, and the recap passes an end-to-end fidelity check. Three observations stand out. First, the time index has to be carried explicitly through every stage; that is what makes the recap traceable. Second, the modalities complement each other: text chooses the scene, while audio, video and emotion choose the moment. Third, BLEU alone undervalues good abstractive summaries, so it needs baselines and semantic measures beside it. The main limitations are role errors from a small model without speaker labels, and low-level visual features. Next steps would be speaker diarisation, a vision-language model such as CLIP, and a FastAPI service as recommended in class. Thank you; I am happy to take questions.</w:t>
+        <w:t>To conclude. The system turns a 67-minute YouTube film into an eight-minute-forty-four recap on a CPU, with open models only. The summary beats all baselines, and the recap passes an end-to-end fidelity check. Three observations stand out. First, the time index has to be carried explicitly through every stage; that is what makes the recap traceable. Second, the modalities complement each other: text chooses the scene, while audio, video and emotion choose the moment. Third, simple rule-based checks on the transcript fix errors that the language model cannot see by itself, and BLEU always needs baselines and a factual review beside it. The main limitation is role errors without speaker labels. Next steps would be speaker diarisation, a vision-language model such as CLIP, and a FastAPI service as recommended in class. Thank you; I am happy to take questions.</w:t>
       </w:r>
     </w:p>
     <w:sectPr>
